--- a/briefings/线口监测午报-2026-09-16.docx
+++ b/briefings/线口监测午报-2026-09-16.docx
@@ -22,7 +22,7 @@
           <w:color w:val="888888"/>
           <w:sz w:val="18"/>
         </w:rPr>
-        <w:t>监测窗口:近48小时 | 生成时间:2026-09-16 12:53</w:t>
+        <w:t>监测窗口:近48小时 | 生成时间:2026-09-16 14:04</w:t>
       </w:r>
     </w:p>
     <w:p>
@@ -70,6 +70,108 @@
           <w:color w:val="888888"/>
           <w:sz w:val="24"/>
         </w:rPr>
+        <w:t>香港将推动全民 AI 培训、推进跨境自动驾驶发展、助力国产飞机打进世界市场</w:t>
+      </w:r>
+    </w:p>
+    <w:p>
+      <w:r>
+        <w:rPr>
+          <w:rFonts w:ascii="Times New Roman" w:hAnsi="Times New Roman" w:eastAsia="宋体"/>
+          <w:color w:val="888888"/>
+          <w:sz w:val="18"/>
+        </w:rPr>
+        <w:t>来源:IT之家 | 时间:09-16 13:03</w:t>
+      </w:r>
+    </w:p>
+    <w:p>
+      <w:r>
+        <w:rPr>
+          <w:rFonts w:ascii="Times New Roman" w:hAnsi="Times New Roman" w:eastAsia="宋体"/>
+          <w:sz w:val="18"/>
+        </w:rPr>
+        <w:t>链接:</w:t>
+      </w:r>
+      <w:hyperlink r:id="rId9">
+        <w:r>
+          <w:rPr>
+            <w:color w:val="0563C1"/>
+            <w:u w:val="single"/>
+          </w:rPr>
+          <w:t>香港将推动全民 AI 培训、推进跨境自动驾驶发展、助力国产飞机打进世界市场</w:t>
+        </w:r>
+      </w:hyperlink>
+    </w:p>
+    <w:p>
+      <w:pPr>
+        <w:pStyle w:val="Heading3"/>
+      </w:pPr>
+      <w:r>
+        <w:rPr>
+          <w:rFonts w:ascii="Times New Roman" w:hAnsi="Times New Roman" w:eastAsia="黑体"/>
+          <w:b w:val="0"/>
+          <w:color w:val="888888"/>
+          <w:sz w:val="24"/>
+        </w:rPr>
+        <w:t>【C级·参考】</w:t>
+      </w:r>
+      <w:r>
+        <w:rPr>
+          <w:rFonts w:ascii="Times New Roman" w:hAnsi="Times New Roman" w:eastAsia="黑体"/>
+          <w:b w:val="0"/>
+          <w:color w:val="888888"/>
+          <w:sz w:val="24"/>
+        </w:rPr>
+        <w:t>得物发布 11 周年全员信：AI 时代下组织分工升级，让团队对完整结果负责</w:t>
+      </w:r>
+    </w:p>
+    <w:p>
+      <w:r>
+        <w:rPr>
+          <w:rFonts w:ascii="Times New Roman" w:hAnsi="Times New Roman" w:eastAsia="宋体"/>
+          <w:color w:val="888888"/>
+          <w:sz w:val="18"/>
+        </w:rPr>
+        <w:t>来源:IT之家 | 时间:09-16 12:54</w:t>
+      </w:r>
+    </w:p>
+    <w:p>
+      <w:r>
+        <w:rPr>
+          <w:rFonts w:ascii="Times New Roman" w:hAnsi="Times New Roman" w:eastAsia="宋体"/>
+          <w:sz w:val="18"/>
+        </w:rPr>
+        <w:t>链接:</w:t>
+      </w:r>
+      <w:hyperlink r:id="rId10">
+        <w:r>
+          <w:rPr>
+            <w:color w:val="0563C1"/>
+            <w:u w:val="single"/>
+          </w:rPr>
+          <w:t>得物发布 11 周年全员信：AI 时代下组织分工升级，让团队对完整结果负责</w:t>
+        </w:r>
+      </w:hyperlink>
+    </w:p>
+    <w:p>
+      <w:pPr>
+        <w:pStyle w:val="Heading3"/>
+      </w:pPr>
+      <w:r>
+        <w:rPr>
+          <w:rFonts w:ascii="Times New Roman" w:hAnsi="Times New Roman" w:eastAsia="黑体"/>
+          <w:b w:val="0"/>
+          <w:color w:val="888888"/>
+          <w:sz w:val="24"/>
+        </w:rPr>
+        <w:t>【C级·参考】</w:t>
+      </w:r>
+      <w:r>
+        <w:rPr>
+          <w:rFonts w:ascii="Times New Roman" w:hAnsi="Times New Roman" w:eastAsia="黑体"/>
+          <w:b w:val="0"/>
+          <w:color w:val="888888"/>
+          <w:sz w:val="24"/>
+        </w:rPr>
         <w:t>行业首个，中国移动开源连接 VLA / WAM 模型与机器人本体的通用工程底座 Open-RAIL</w:t>
       </w:r>
     </w:p>
@@ -91,7 +193,7 @@
         </w:rPr>
         <w:t>链接:</w:t>
       </w:r>
-      <w:hyperlink r:id="rId9">
+      <w:hyperlink r:id="rId11">
         <w:r>
           <w:rPr>
             <w:color w:val="0563C1"/>
@@ -142,7 +244,7 @@
         </w:rPr>
         <w:t>链接:</w:t>
       </w:r>
-      <w:hyperlink r:id="rId10">
+      <w:hyperlink r:id="rId12">
         <w:r>
           <w:rPr>
             <w:color w:val="0563C1"/>
@@ -193,7 +295,7 @@
         </w:rPr>
         <w:t>链接:</w:t>
       </w:r>
-      <w:hyperlink r:id="rId11">
+      <w:hyperlink r:id="rId13">
         <w:r>
           <w:rPr>
             <w:color w:val="0563C1"/>
@@ -244,7 +346,7 @@
         </w:rPr>
         <w:t>链接:</w:t>
       </w:r>
-      <w:hyperlink r:id="rId12">
+      <w:hyperlink r:id="rId14">
         <w:r>
           <w:rPr>
             <w:color w:val="0563C1"/>
@@ -295,7 +397,7 @@
         </w:rPr>
         <w:t>链接:</w:t>
       </w:r>
-      <w:hyperlink r:id="rId13">
+      <w:hyperlink r:id="rId15">
         <w:r>
           <w:rPr>
             <w:color w:val="0563C1"/>
@@ -346,7 +448,7 @@
         </w:rPr>
         <w:t>链接:</w:t>
       </w:r>
-      <w:hyperlink r:id="rId14">
+      <w:hyperlink r:id="rId16">
         <w:r>
           <w:rPr>
             <w:color w:val="0563C1"/>
@@ -397,7 +499,7 @@
         </w:rPr>
         <w:t>链接:</w:t>
       </w:r>
-      <w:hyperlink r:id="rId15">
+      <w:hyperlink r:id="rId17">
         <w:r>
           <w:rPr>
             <w:color w:val="0563C1"/>
@@ -448,7 +550,7 @@
         </w:rPr>
         <w:t>链接:</w:t>
       </w:r>
-      <w:hyperlink r:id="rId16">
+      <w:hyperlink r:id="rId18">
         <w:r>
           <w:rPr>
             <w:color w:val="0563C1"/>
@@ -499,7 +601,7 @@
         </w:rPr>
         <w:t>链接:</w:t>
       </w:r>
-      <w:hyperlink r:id="rId17">
+      <w:hyperlink r:id="rId19">
         <w:r>
           <w:rPr>
             <w:color w:val="0563C1"/>
@@ -550,7 +652,7 @@
         </w:rPr>
         <w:t>链接:</w:t>
       </w:r>
-      <w:hyperlink r:id="rId18">
+      <w:hyperlink r:id="rId20">
         <w:r>
           <w:rPr>
             <w:color w:val="0563C1"/>
@@ -601,7 +703,7 @@
         </w:rPr>
         <w:t>链接:</w:t>
       </w:r>
-      <w:hyperlink r:id="rId19">
+      <w:hyperlink r:id="rId21">
         <w:r>
           <w:rPr>
             <w:color w:val="0563C1"/>
@@ -652,64 +754,13 @@
         </w:rPr>
         <w:t>链接:</w:t>
       </w:r>
-      <w:hyperlink r:id="rId20">
+      <w:hyperlink r:id="rId22">
         <w:r>
           <w:rPr>
             <w:color w:val="0563C1"/>
             <w:u w:val="single"/>
           </w:rPr>
           <w:t>Axelera AI 正式发售 AIPU 芯片 Europa，人工智能算力 629 TOPS</w:t>
-        </w:r>
-      </w:hyperlink>
-    </w:p>
-    <w:p>
-      <w:pPr>
-        <w:pStyle w:val="Heading3"/>
-      </w:pPr>
-      <w:r>
-        <w:rPr>
-          <w:rFonts w:ascii="Times New Roman" w:hAnsi="Times New Roman" w:eastAsia="黑体"/>
-          <w:b w:val="0"/>
-          <w:color w:val="888888"/>
-          <w:sz w:val="24"/>
-        </w:rPr>
-        <w:t>【C级·参考】</w:t>
-      </w:r>
-      <w:r>
-        <w:rPr>
-          <w:rFonts w:ascii="Times New Roman" w:hAnsi="Times New Roman" w:eastAsia="黑体"/>
-          <w:b w:val="0"/>
-          <w:color w:val="888888"/>
-          <w:sz w:val="24"/>
-        </w:rPr>
-        <w:t>小米 18 Pro 系列手机全新“百变背屏”亮相：AI 生成应用，煮蛋定时、喝水打卡、番茄时钟等</w:t>
-      </w:r>
-    </w:p>
-    <w:p>
-      <w:r>
-        <w:rPr>
-          <w:rFonts w:ascii="Times New Roman" w:hAnsi="Times New Roman" w:eastAsia="宋体"/>
-          <w:color w:val="888888"/>
-          <w:sz w:val="18"/>
-        </w:rPr>
-        <w:t>来源:IT之家 | 时间:09-16 09:18</w:t>
-      </w:r>
-    </w:p>
-    <w:p>
-      <w:r>
-        <w:rPr>
-          <w:rFonts w:ascii="Times New Roman" w:hAnsi="Times New Roman" w:eastAsia="宋体"/>
-          <w:sz w:val="18"/>
-        </w:rPr>
-        <w:t>链接:</w:t>
-      </w:r>
-      <w:hyperlink r:id="rId21">
-        <w:r>
-          <w:rPr>
-            <w:color w:val="0563C1"/>
-            <w:u w:val="single"/>
-          </w:rPr>
-          <w:t>小米 18 Pro 系列手机全新“百变背屏”亮相：AI 生成应用，煮蛋定时、喝水打卡、番茄时钟等</w:t>
         </w:r>
       </w:hyperlink>
     </w:p>
@@ -743,7 +794,7 @@
           <w:color w:val="888888"/>
           <w:sz w:val="18"/>
         </w:rPr>
-        <w:t>来源:Bing新闻 | 时间:09-16 05:53</w:t>
+        <w:t>来源:Bing新闻 | 时间:09-16 03:12</w:t>
       </w:r>
     </w:p>
     <w:p>
@@ -754,7 +805,7 @@
         </w:rPr>
         <w:t>链接:</w:t>
       </w:r>
-      <w:hyperlink r:id="rId22">
+      <w:hyperlink r:id="rId23">
         <w:r>
           <w:rPr>
             <w:color w:val="0563C1"/>
@@ -805,64 +856,13 @@
         </w:rPr>
         <w:t>链接:</w:t>
       </w:r>
-      <w:hyperlink r:id="rId23">
+      <w:hyperlink r:id="rId24">
         <w:r>
           <w:rPr>
             <w:color w:val="0563C1"/>
             <w:u w:val="single"/>
           </w:rPr>
           <w:t>AI助盲眼镜、智能导盲犬加速落地，科技助盲仍面临哪些挑战？</w:t>
-        </w:r>
-      </w:hyperlink>
-    </w:p>
-    <w:p>
-      <w:pPr>
-        <w:pStyle w:val="Heading3"/>
-      </w:pPr>
-      <w:r>
-        <w:rPr>
-          <w:rFonts w:ascii="Times New Roman" w:hAnsi="Times New Roman" w:eastAsia="黑体"/>
-          <w:b w:val="0"/>
-          <w:color w:val="888888"/>
-          <w:sz w:val="24"/>
-        </w:rPr>
-        <w:t>【C级·参考】</w:t>
-      </w:r>
-      <w:r>
-        <w:rPr>
-          <w:rFonts w:ascii="Times New Roman" w:hAnsi="Times New Roman" w:eastAsia="黑体"/>
-          <w:b w:val="0"/>
-          <w:color w:val="888888"/>
-          <w:sz w:val="24"/>
-        </w:rPr>
-        <w:t>避开偷拍争议：Meta拟推出无摄像头版本AI智能眼镜Luna</w:t>
-      </w:r>
-    </w:p>
-    <w:p>
-      <w:r>
-        <w:rPr>
-          <w:rFonts w:ascii="Times New Roman" w:hAnsi="Times New Roman" w:eastAsia="宋体"/>
-          <w:color w:val="888888"/>
-          <w:sz w:val="18"/>
-        </w:rPr>
-        <w:t>来源:Bing新闻 | 时间:09-15 20:58</w:t>
-      </w:r>
-    </w:p>
-    <w:p>
-      <w:r>
-        <w:rPr>
-          <w:rFonts w:ascii="Times New Roman" w:hAnsi="Times New Roman" w:eastAsia="宋体"/>
-          <w:sz w:val="18"/>
-        </w:rPr>
-        <w:t>链接:</w:t>
-      </w:r>
-      <w:hyperlink r:id="rId24">
-        <w:r>
-          <w:rPr>
-            <w:color w:val="0563C1"/>
-            <w:u w:val="single"/>
-          </w:rPr>
-          <w:t>避开偷拍争议：Meta拟推出无摄像头版本AI智能眼镜Luna</w:t>
         </w:r>
       </w:hyperlink>
     </w:p>
@@ -1123,6 +1123,57 @@
     </w:p>
     <w:p>
       <w:pPr>
+        <w:pStyle w:val="Heading3"/>
+      </w:pPr>
+      <w:r>
+        <w:rPr>
+          <w:rFonts w:ascii="Times New Roman" w:hAnsi="Times New Roman" w:eastAsia="黑体"/>
+          <w:b w:val="0"/>
+          <w:color w:val="888888"/>
+          <w:sz w:val="24"/>
+        </w:rPr>
+        <w:t>【C级·参考】</w:t>
+      </w:r>
+      <w:r>
+        <w:rPr>
+          <w:rFonts w:ascii="Times New Roman" w:hAnsi="Times New Roman" w:eastAsia="黑体"/>
+          <w:b w:val="0"/>
+          <w:color w:val="888888"/>
+          <w:sz w:val="24"/>
+        </w:rPr>
+        <w:t>星无xcoming发布Feather 1模块化AI音频眼镜，重23g起</w:t>
+      </w:r>
+    </w:p>
+    <w:p>
+      <w:r>
+        <w:rPr>
+          <w:rFonts w:ascii="Times New Roman" w:hAnsi="Times New Roman" w:eastAsia="宋体"/>
+          <w:color w:val="888888"/>
+          <w:sz w:val="18"/>
+        </w:rPr>
+        <w:t>来源:Bing新闻 | 时间:09-15 14:50</w:t>
+      </w:r>
+    </w:p>
+    <w:p>
+      <w:r>
+        <w:rPr>
+          <w:rFonts w:ascii="Times New Roman" w:hAnsi="Times New Roman" w:eastAsia="宋体"/>
+          <w:sz w:val="18"/>
+        </w:rPr>
+        <w:t>链接:</w:t>
+      </w:r>
+      <w:hyperlink r:id="rId30">
+        <w:r>
+          <w:rPr>
+            <w:color w:val="0563C1"/>
+            <w:u w:val="single"/>
+          </w:rPr>
+          <w:t>星无xcoming发布Feather 1模块化AI音频眼镜，重23g起</w:t>
+        </w:r>
+      </w:hyperlink>
+    </w:p>
+    <w:p>
+      <w:pPr>
         <w:pStyle w:val="Heading2"/>
       </w:pPr>
       <w:r>
@@ -1151,9 +1202,55 @@
       </w:r>
     </w:p>
     <w:p>
+      <w:pPr>
+        <w:pStyle w:val="Heading3"/>
+      </w:pPr>
       <w:r>
-        <w:t>本线口暂无重要更新</w:t>
+        <w:rPr>
+          <w:rFonts w:ascii="Times New Roman" w:hAnsi="Times New Roman" w:eastAsia="黑体"/>
+          <w:b w:val="0"/>
+          <w:color w:val="888888"/>
+          <w:sz w:val="24"/>
+        </w:rPr>
+        <w:t>【C级·参考】</w:t>
       </w:r>
+      <w:r>
+        <w:rPr>
+          <w:rFonts w:ascii="Times New Roman" w:hAnsi="Times New Roman" w:eastAsia="黑体"/>
+          <w:b w:val="0"/>
+          <w:color w:val="888888"/>
+          <w:sz w:val="24"/>
+        </w:rPr>
+        <w:t>地平线 CEO 余凯：智驾以后 80% 会是供应商做，20% 是车企自研</w:t>
+      </w:r>
+    </w:p>
+    <w:p>
+      <w:r>
+        <w:rPr>
+          <w:rFonts w:ascii="Times New Roman" w:hAnsi="Times New Roman" w:eastAsia="宋体"/>
+          <w:color w:val="888888"/>
+          <w:sz w:val="18"/>
+        </w:rPr>
+        <w:t>来源:IT之家 | 时间:09-16 13:38</w:t>
+      </w:r>
+    </w:p>
+    <w:p>
+      <w:r>
+        <w:rPr>
+          <w:rFonts w:ascii="Times New Roman" w:hAnsi="Times New Roman" w:eastAsia="宋体"/>
+          <w:sz w:val="18"/>
+        </w:rPr>
+        <w:t>链接:</w:t>
+      </w:r>
+      <w:hyperlink r:id="rId31">
+        <w:r>
+          <w:rPr>
+            <w:color w:val="0563C1"/>
+            <w:u w:val="single"/>
+          </w:rPr>
+          <w:t>地平线 CEO 余凯：智驾以后 80% 会是供应商做，20% 是车企自研</w:t>
+        </w:r>
+      </w:hyperlink>
     </w:p>
     <w:p>
       <w:pPr>
@@ -1225,7 +1322,7 @@
         </w:rPr>
         <w:t>链接:</w:t>
       </w:r>
-      <w:hyperlink r:id="rId30">
+      <w:hyperlink r:id="rId32">
         <w:r>
           <w:rPr>
             <w:color w:val="0563C1"/>
@@ -1276,7 +1373,7 @@
         </w:rPr>
         <w:t>链接:</w:t>
       </w:r>
-      <w:hyperlink r:id="rId31">
+      <w:hyperlink r:id="rId33">
         <w:r>
           <w:rPr>
             <w:color w:val="0563C1"/>
@@ -1327,7 +1424,7 @@
         </w:rPr>
         <w:t>链接:</w:t>
       </w:r>
-      <w:hyperlink r:id="rId32">
+      <w:hyperlink r:id="rId34">
         <w:r>
           <w:rPr>
             <w:color w:val="0563C1"/>
@@ -1378,7 +1475,7 @@
         </w:rPr>
         <w:t>链接:</w:t>
       </w:r>
-      <w:hyperlink r:id="rId33">
+      <w:hyperlink r:id="rId35">
         <w:r>
           <w:rPr>
             <w:color w:val="0563C1"/>
@@ -1429,7 +1526,7 @@
         </w:rPr>
         <w:t>链接:</w:t>
       </w:r>
-      <w:hyperlink r:id="rId34">
+      <w:hyperlink r:id="rId36">
         <w:r>
           <w:rPr>
             <w:color w:val="0563C1"/>
@@ -1480,64 +1577,13 @@
         </w:rPr>
         <w:t>链接:</w:t>
       </w:r>
-      <w:hyperlink r:id="rId35">
+      <w:hyperlink r:id="rId37">
         <w:r>
           <w:rPr>
             <w:color w:val="0563C1"/>
             <w:u w:val="single"/>
           </w:rPr>
           <w:t>万字长文：10年收入涨100倍，“游戏圈奇迹”是如何做到的？</w:t>
-        </w:r>
-      </w:hyperlink>
-    </w:p>
-    <w:p>
-      <w:pPr>
-        <w:pStyle w:val="Heading3"/>
-      </w:pPr>
-      <w:r>
-        <w:rPr>
-          <w:rFonts w:ascii="Times New Roman" w:hAnsi="Times New Roman" w:eastAsia="黑体"/>
-          <w:b w:val="0"/>
-          <w:color w:val="888888"/>
-          <w:sz w:val="24"/>
-        </w:rPr>
-        <w:t>【C级·参考】</w:t>
-      </w:r>
-      <w:r>
-        <w:rPr>
-          <w:rFonts w:ascii="Times New Roman" w:hAnsi="Times New Roman" w:eastAsia="黑体"/>
-          <w:b w:val="0"/>
-          <w:color w:val="888888"/>
-          <w:sz w:val="24"/>
-        </w:rPr>
-        <w:t>年度数据报告：用Godot引擎做游戏的都是啥人？如何在用</w:t>
-      </w:r>
-    </w:p>
-    <w:p>
-      <w:r>
-        <w:rPr>
-          <w:rFonts w:ascii="Times New Roman" w:hAnsi="Times New Roman" w:eastAsia="宋体"/>
-          <w:color w:val="888888"/>
-          <w:sz w:val="18"/>
-        </w:rPr>
-        <w:t>来源:GameLook | 时间:09-15 10:08</w:t>
-      </w:r>
-    </w:p>
-    <w:p>
-      <w:r>
-        <w:rPr>
-          <w:rFonts w:ascii="Times New Roman" w:hAnsi="Times New Roman" w:eastAsia="宋体"/>
-          <w:sz w:val="18"/>
-        </w:rPr>
-        <w:t>链接:</w:t>
-      </w:r>
-      <w:hyperlink r:id="rId36">
-        <w:r>
-          <w:rPr>
-            <w:color w:val="0563C1"/>
-            <w:u w:val="single"/>
-          </w:rPr>
-          <w:t>年度数据报告：用Godot引擎做游戏的都是啥人？如何在用</w:t>
         </w:r>
       </w:hyperlink>
     </w:p>
@@ -1594,64 +1640,13 @@
         </w:rPr>
         <w:t>链接:</w:t>
       </w:r>
-      <w:hyperlink r:id="rId37">
+      <w:hyperlink r:id="rId38">
         <w:r>
           <w:rPr>
             <w:color w:val="0563C1"/>
             <w:u w:val="single"/>
           </w:rPr>
           <w:t>小米推出 4999 元米家冰箱 Pro 439L 法式 自动制冰新品，国补价 4249.2 元</w:t>
-        </w:r>
-      </w:hyperlink>
-    </w:p>
-    <w:p>
-      <w:pPr>
-        <w:pStyle w:val="Heading3"/>
-      </w:pPr>
-      <w:r>
-        <w:rPr>
-          <w:rFonts w:ascii="Times New Roman" w:hAnsi="Times New Roman" w:eastAsia="黑体"/>
-          <w:b w:val="0"/>
-          <w:color w:val="888888"/>
-          <w:sz w:val="24"/>
-        </w:rPr>
-        <w:t>【C级·参考】</w:t>
-      </w:r>
-      <w:r>
-        <w:rPr>
-          <w:rFonts w:ascii="Times New Roman" w:hAnsi="Times New Roman" w:eastAsia="黑体"/>
-          <w:b w:val="0"/>
-          <w:color w:val="888888"/>
-          <w:sz w:val="24"/>
-        </w:rPr>
-        <w:t>机械革命无界 14S 2026 笔记本锐龙版开售：R7 H 255 处理器，24GB+512GB 售价 4699 元（国补后 3994.15 元）</w:t>
-      </w:r>
-    </w:p>
-    <w:p>
-      <w:r>
-        <w:rPr>
-          <w:rFonts w:ascii="Times New Roman" w:hAnsi="Times New Roman" w:eastAsia="宋体"/>
-          <w:color w:val="888888"/>
-          <w:sz w:val="18"/>
-        </w:rPr>
-        <w:t>来源:IT之家 | 时间:09-16 09:39</w:t>
-      </w:r>
-    </w:p>
-    <w:p>
-      <w:r>
-        <w:rPr>
-          <w:rFonts w:ascii="Times New Roman" w:hAnsi="Times New Roman" w:eastAsia="宋体"/>
-          <w:sz w:val="18"/>
-        </w:rPr>
-        <w:t>链接:</w:t>
-      </w:r>
-      <w:hyperlink r:id="rId38">
-        <w:r>
-          <w:rPr>
-            <w:color w:val="0563C1"/>
-            <w:u w:val="single"/>
-          </w:rPr>
-          <w:t>机械革命无界 14S 2026 笔记本锐龙版开售：R7 H 255 处理器，24GB+512GB 售价 4699 元（国补后 3994.15 元）</w:t>
         </w:r>
       </w:hyperlink>
     </w:p>
@@ -1681,7 +1676,7 @@
           <w:rFonts w:ascii="Times New Roman" w:hAnsi="Times New Roman" w:eastAsia="宋体"/>
           <w:sz w:val="18"/>
         </w:rPr>
-        <w:t>IT之家(60)、GameLook(14)、HackerNews(6)、Bing新闻(6)</w:t>
+        <w:t>IT之家(60)、GameLook(14)、HackerNews(5)、Bing新闻(7)</w:t>
       </w:r>
     </w:p>
     <w:p>

--- a/briefings/线口监测午报-2026-09-16.docx
+++ b/briefings/线口监测午报-2026-09-16.docx
@@ -22,7 +22,7 @@
           <w:color w:val="888888"/>
           <w:sz w:val="18"/>
         </w:rPr>
-        <w:t>监测窗口:近48小时 | 生成时间:2026-09-16 14:04</w:t>
+        <w:t>监测窗口:近48小时 | 生成时间:2026-09-16 20:33</w:t>
       </w:r>
     </w:p>
     <w:p>
@@ -70,7 +70,7 @@
           <w:color w:val="888888"/>
           <w:sz w:val="24"/>
         </w:rPr>
-        <w:t>香港将推动全民 AI 培训、推进跨境自动驾驶发展、助力国产飞机打进世界市场</w:t>
+        <w:t>OpenAI 奥尔特曼：AI 事故无法完全避免，应借鉴航空业建立公开上报机制</w:t>
       </w:r>
     </w:p>
     <w:p>
@@ -80,7 +80,7 @@
           <w:color w:val="888888"/>
           <w:sz w:val="18"/>
         </w:rPr>
-        <w:t>来源:IT之家 | 时间:09-16 13:03</w:t>
+        <w:t>来源:IT之家 | 时间:09-16 20:31</w:t>
       </w:r>
     </w:p>
     <w:p>
@@ -97,7 +97,7 @@
             <w:color w:val="0563C1"/>
             <w:u w:val="single"/>
           </w:rPr>
-          <w:t>香港将推动全民 AI 培训、推进跨境自动驾驶发展、助力国产飞机打进世界市场</w:t>
+          <w:t>OpenAI 奥尔特曼：AI 事故无法完全避免，应借鉴航空业建立公开上报机制</w:t>
         </w:r>
       </w:hyperlink>
     </w:p>
@@ -121,7 +121,7 @@
           <w:color w:val="888888"/>
           <w:sz w:val="24"/>
         </w:rPr>
-        <w:t>得物发布 11 周年全员信：AI 时代下组织分工升级，让团队对完整结果负责</w:t>
+        <w:t>“安全事件”发生前，曝 OpenAI 失控智能体 5 月就已试图探测 Hugging Face 弱点</w:t>
       </w:r>
     </w:p>
     <w:p>
@@ -131,7 +131,7 @@
           <w:color w:val="888888"/>
           <w:sz w:val="18"/>
         </w:rPr>
-        <w:t>来源:IT之家 | 时间:09-16 12:54</w:t>
+        <w:t>来源:IT之家 | 时间:09-16 19:21</w:t>
       </w:r>
     </w:p>
     <w:p>
@@ -148,7 +148,7 @@
             <w:color w:val="0563C1"/>
             <w:u w:val="single"/>
           </w:rPr>
-          <w:t>得物发布 11 周年全员信：AI 时代下组织分工升级，让团队对完整结果负责</w:t>
+          <w:t>“安全事件”发生前，曝 OpenAI 失控智能体 5 月就已试图探测 Hugging Face 弱点</w:t>
         </w:r>
       </w:hyperlink>
     </w:p>
@@ -172,7 +172,7 @@
           <w:color w:val="888888"/>
           <w:sz w:val="24"/>
         </w:rPr>
-        <w:t>行业首个，中国移动开源连接 VLA / WAM 模型与机器人本体的通用工程底座 Open-RAIL</w:t>
+        <w:t>英伟达黄仁勋：在中国，没人谈所谓“AI 末日论”</w:t>
       </w:r>
     </w:p>
     <w:p>
@@ -182,7 +182,7 @@
           <w:color w:val="888888"/>
           <w:sz w:val="18"/>
         </w:rPr>
-        <w:t>来源:IT之家 | 时间:09-16 12:19</w:t>
+        <w:t>来源:IT之家 | 时间:09-16 19:16</w:t>
       </w:r>
     </w:p>
     <w:p>
@@ -199,7 +199,7 @@
             <w:color w:val="0563C1"/>
             <w:u w:val="single"/>
           </w:rPr>
-          <w:t>行业首个，中国移动开源连接 VLA / WAM 模型与机器人本体的通用工程底座 Open-RAIL</w:t>
+          <w:t>英伟达黄仁勋：在中国，没人谈所谓“AI 末日论”</w:t>
         </w:r>
       </w:hyperlink>
     </w:p>
@@ -223,7 +223,7 @@
           <w:color w:val="888888"/>
           <w:sz w:val="24"/>
         </w:rPr>
-        <w:t>豆包大模型 2.1 Pro 更新 0915 版本：Agent 交付更可靠，多模态 Coding 进化</w:t>
+        <w:t>马克 · 库班警告：人们在社交媒体反 AI，其实是给谷歌、Meta 等巨头送钱</w:t>
       </w:r>
     </w:p>
     <w:p>
@@ -233,7 +233,7 @@
           <w:color w:val="888888"/>
           <w:sz w:val="18"/>
         </w:rPr>
-        <w:t>来源:IT之家 | 时间:09-16 12:17</w:t>
+        <w:t>来源:IT之家 | 时间:09-16 18:59</w:t>
       </w:r>
     </w:p>
     <w:p>
@@ -250,7 +250,7 @@
             <w:color w:val="0563C1"/>
             <w:u w:val="single"/>
           </w:rPr>
-          <w:t>豆包大模型 2.1 Pro 更新 0915 版本：Agent 交付更可靠，多模态 Coding 进化</w:t>
+          <w:t>马克 · 库班警告：人们在社交媒体反 AI，其实是给谷歌、Meta 等巨头送钱</w:t>
         </w:r>
       </w:hyperlink>
     </w:p>
@@ -274,7 +274,7 @@
           <w:color w:val="888888"/>
           <w:sz w:val="24"/>
         </w:rPr>
-        <w:t>AI 让人人都能开发 App，vivo 应用商店开放个人开发者通道</w:t>
+        <w:t>多名研究人员称“AI 末日论”存在夸大成分：AI 尚无法对现实世界真正造成伤害</w:t>
       </w:r>
     </w:p>
     <w:p>
@@ -284,7 +284,7 @@
           <w:color w:val="888888"/>
           <w:sz w:val="18"/>
         </w:rPr>
-        <w:t>来源:IT之家 | 时间:09-16 11:51</w:t>
+        <w:t>来源:IT之家 | 时间:09-16 18:48</w:t>
       </w:r>
     </w:p>
     <w:p>
@@ -301,7 +301,7 @@
             <w:color w:val="0563C1"/>
             <w:u w:val="single"/>
           </w:rPr>
-          <w:t>AI 让人人都能开发 App，vivo 应用商店开放个人开发者通道</w:t>
+          <w:t>多名研究人员称“AI 末日论”存在夸大成分：AI 尚无法对现实世界真正造成伤害</w:t>
         </w:r>
       </w:hyperlink>
     </w:p>
@@ -325,7 +325,7 @@
           <w:color w:val="888888"/>
           <w:sz w:val="24"/>
         </w:rPr>
-        <w:t>对抗 AI 伪造图片：苹果 iPhone 18 Pro/Max 引入像素级标注功能</w:t>
+        <w:t>模拟实验显示：AI 智能体在特定情境下会撒谎、投票“杀死”同类，甚至研究被删除后如何存活</w:t>
       </w:r>
     </w:p>
     <w:p>
@@ -335,7 +335,7 @@
           <w:color w:val="888888"/>
           <w:sz w:val="18"/>
         </w:rPr>
-        <w:t>来源:IT之家 | 时间:09-16 11:23</w:t>
+        <w:t>来源:IT之家 | 时间:09-16 17:55</w:t>
       </w:r>
     </w:p>
     <w:p>
@@ -352,7 +352,7 @@
             <w:color w:val="0563C1"/>
             <w:u w:val="single"/>
           </w:rPr>
-          <w:t>对抗 AI 伪造图片：苹果 iPhone 18 Pro/Max 引入像素级标注功能</w:t>
+          <w:t>模拟实验显示：AI 智能体在特定情境下会撒谎、投票“杀死”同类，甚至研究被删除后如何存活</w:t>
         </w:r>
       </w:hyperlink>
     </w:p>
@@ -376,7 +376,7 @@
           <w:color w:val="888888"/>
           <w:sz w:val="24"/>
         </w:rPr>
-        <w:t>消息称 OpenAI 拟以超 1.2 万亿美元估值进行新一轮融资</w:t>
+        <w:t>文石推出 Note Air6 C 电纸书阅读器，10.3 英寸彩色墨水屏</w:t>
       </w:r>
     </w:p>
     <w:p>
@@ -386,7 +386,7 @@
           <w:color w:val="888888"/>
           <w:sz w:val="18"/>
         </w:rPr>
-        <w:t>来源:IT之家 | 时间:09-16 11:23</w:t>
+        <w:t>来源:IT之家 | 时间:09-16 17:47</w:t>
       </w:r>
     </w:p>
     <w:p>
@@ -403,7 +403,7 @@
             <w:color w:val="0563C1"/>
             <w:u w:val="single"/>
           </w:rPr>
-          <w:t>消息称 OpenAI 拟以超 1.2 万亿美元估值进行新一轮融资</w:t>
+          <w:t>文石推出 Note Air6 C 电纸书阅读器，10.3 英寸彩色墨水屏</w:t>
         </w:r>
       </w:hyperlink>
     </w:p>
@@ -427,7 +427,7 @@
           <w:color w:val="888888"/>
           <w:sz w:val="24"/>
         </w:rPr>
-        <w:t>vivo OriginOS 7 升级截屏直达功能：AI 识别券码，票券进卡包</w:t>
+        <w:t>韩国副总理裴庆勋：韩国必须持续推动 AI 发展，不能停也不能慢</w:t>
       </w:r>
     </w:p>
     <w:p>
@@ -437,7 +437,7 @@
           <w:color w:val="888888"/>
           <w:sz w:val="18"/>
         </w:rPr>
-        <w:t>来源:IT之家 | 时间:09-16 10:51</w:t>
+        <w:t>来源:IT之家 | 时间:09-16 17:39</w:t>
       </w:r>
     </w:p>
     <w:p>
@@ -454,7 +454,7 @@
             <w:color w:val="0563C1"/>
             <w:u w:val="single"/>
           </w:rPr>
-          <w:t>vivo OriginOS 7 升级截屏直达功能：AI 识别券码，票券进卡包</w:t>
+          <w:t>韩国副总理裴庆勋：韩国必须持续推动 AI 发展，不能停也不能慢</w:t>
         </w:r>
       </w:hyperlink>
     </w:p>
@@ -478,7 +478,7 @@
           <w:color w:val="888888"/>
           <w:sz w:val="24"/>
         </w:rPr>
-        <w:t>微信 Windows / macOS PC 版 4.1.15 发布：可在双人语音或视频通话时邀请更多人加入，文件和公众号文章支持问 AI</w:t>
+        <w:t>极摩客 AMD 锐龙 AI Max+ PRO 495 迷你主机 EVO-X5 Pro 定档 9 月 28 日全球发布</w:t>
       </w:r>
     </w:p>
     <w:p>
@@ -488,7 +488,7 @@
           <w:color w:val="888888"/>
           <w:sz w:val="18"/>
         </w:rPr>
-        <w:t>来源:IT之家 | 时间:09-16 10:48</w:t>
+        <w:t>来源:IT之家 | 时间:09-16 17:06</w:t>
       </w:r>
     </w:p>
     <w:p>
@@ -505,7 +505,7 @@
             <w:color w:val="0563C1"/>
             <w:u w:val="single"/>
           </w:rPr>
-          <w:t>微信 Windows / macOS PC 版 4.1.15 发布：可在双人语音或视频通话时邀请更多人加入，文件和公众号文章支持问 AI</w:t>
+          <w:t>极摩客 AMD 锐龙 AI Max+ PRO 495 迷你主机 EVO-X5 Pro 定档 9 月 28 日全球发布</w:t>
         </w:r>
       </w:hyperlink>
     </w:p>
@@ -529,7 +529,7 @@
           <w:color w:val="888888"/>
           <w:sz w:val="24"/>
         </w:rPr>
-        <w:t>vivo 口袋编程智能体 BlueCode 预览版发布，预研手机端侧蓝心 30B MoE 模型</w:t>
+        <w:t>基于全国产化算力训练，讯飞星火语音基座大模型 Spark-Audio-1.0-Preview 上线</w:t>
       </w:r>
     </w:p>
     <w:p>
@@ -539,7 +539,7 @@
           <w:color w:val="888888"/>
           <w:sz w:val="18"/>
         </w:rPr>
-        <w:t>来源:IT之家 | 时间:09-16 10:43</w:t>
+        <w:t>来源:IT之家 | 时间:09-16 16:44</w:t>
       </w:r>
     </w:p>
     <w:p>
@@ -556,7 +556,7 @@
             <w:color w:val="0563C1"/>
             <w:u w:val="single"/>
           </w:rPr>
-          <w:t>vivo 口袋编程智能体 BlueCode 预览版发布，预研手机端侧蓝心 30B MoE 模型</w:t>
+          <w:t>基于全国产化算力训练，讯飞星火语音基座大模型 Spark-Audio-1.0-Preview 上线</w:t>
         </w:r>
       </w:hyperlink>
     </w:p>
@@ -580,7 +580,7 @@
           <w:color w:val="888888"/>
           <w:sz w:val="24"/>
         </w:rPr>
-        <w:t>vivo 发布小 V Cowork，可在手机上发起和管理 PC 端的智能体任务</w:t>
+        <w:t>Anthropic、谷歌、OpenAI 等美国科技巨头面临新难题：安保人员计划罢工</w:t>
       </w:r>
     </w:p>
     <w:p>
@@ -590,7 +590,7 @@
           <w:color w:val="888888"/>
           <w:sz w:val="18"/>
         </w:rPr>
-        <w:t>来源:IT之家 | 时间:09-16 10:39</w:t>
+        <w:t>来源:IT之家 | 时间:09-16 16:35</w:t>
       </w:r>
     </w:p>
     <w:p>
@@ -607,7 +607,7 @@
             <w:color w:val="0563C1"/>
             <w:u w:val="single"/>
           </w:rPr>
-          <w:t>vivo 发布小 V Cowork，可在手机上发起和管理 PC 端的智能体任务</w:t>
+          <w:t>Anthropic、谷歌、OpenAI 等美国科技巨头面临新难题：安保人员计划罢工</w:t>
         </w:r>
       </w:hyperlink>
     </w:p>
@@ -631,7 +631,7 @@
           <w:color w:val="888888"/>
           <w:sz w:val="24"/>
         </w:rPr>
-        <w:t>vivo 发布四款蓝心大模型，推出系统级蓝心 Harness</w:t>
+        <w:t>Mistral X Mozilla: Private, Multilingual AI Browsing</w:t>
       </w:r>
     </w:p>
     <w:p>
@@ -641,7 +641,7 @@
           <w:color w:val="888888"/>
           <w:sz w:val="18"/>
         </w:rPr>
-        <w:t>来源:IT之家 | 时间:09-16 10:30</w:t>
+        <w:t>来源:Hacker News | 时间:09-16 16:08</w:t>
       </w:r>
     </w:p>
     <w:p>
@@ -658,109 +658,7 @@
             <w:color w:val="0563C1"/>
             <w:u w:val="single"/>
           </w:rPr>
-          <w:t>vivo 发布四款蓝心大模型，推出系统级蓝心 Harness</w:t>
-        </w:r>
-      </w:hyperlink>
-    </w:p>
-    <w:p>
-      <w:pPr>
-        <w:pStyle w:val="Heading3"/>
-      </w:pPr>
-      <w:r>
-        <w:rPr>
-          <w:rFonts w:ascii="Times New Roman" w:hAnsi="Times New Roman" w:eastAsia="黑体"/>
-          <w:b w:val="0"/>
-          <w:color w:val="888888"/>
-          <w:sz w:val="24"/>
-        </w:rPr>
-        <w:t>【C级·参考】</w:t>
-      </w:r>
-      <w:r>
-        <w:rPr>
-          <w:rFonts w:ascii="Times New Roman" w:hAnsi="Times New Roman" w:eastAsia="黑体"/>
-          <w:b w:val="0"/>
-          <w:color w:val="888888"/>
-          <w:sz w:val="24"/>
-        </w:rPr>
-        <w:t>华为小艺 Work 开启内测：鸿蒙手机、平板、电脑全打通，支持办公、代码、设计多种 AI 任务</w:t>
-      </w:r>
-    </w:p>
-    <w:p>
-      <w:r>
-        <w:rPr>
-          <w:rFonts w:ascii="Times New Roman" w:hAnsi="Times New Roman" w:eastAsia="宋体"/>
-          <w:color w:val="888888"/>
-          <w:sz w:val="18"/>
-        </w:rPr>
-        <w:t>来源:IT之家 | 时间:09-16 10:22</w:t>
-      </w:r>
-    </w:p>
-    <w:p>
-      <w:r>
-        <w:rPr>
-          <w:rFonts w:ascii="Times New Roman" w:hAnsi="Times New Roman" w:eastAsia="宋体"/>
-          <w:sz w:val="18"/>
-        </w:rPr>
-        <w:t>链接:</w:t>
-      </w:r>
-      <w:hyperlink r:id="rId21">
-        <w:r>
-          <w:rPr>
-            <w:color w:val="0563C1"/>
-            <w:u w:val="single"/>
-          </w:rPr>
-          <w:t>华为小艺 Work 开启内测：鸿蒙手机、平板、电脑全打通，支持办公、代码、设计多种 AI 任务</w:t>
-        </w:r>
-      </w:hyperlink>
-    </w:p>
-    <w:p>
-      <w:pPr>
-        <w:pStyle w:val="Heading3"/>
-      </w:pPr>
-      <w:r>
-        <w:rPr>
-          <w:rFonts w:ascii="Times New Roman" w:hAnsi="Times New Roman" w:eastAsia="黑体"/>
-          <w:b w:val="0"/>
-          <w:color w:val="888888"/>
-          <w:sz w:val="24"/>
-        </w:rPr>
-        <w:t>【C级·参考】</w:t>
-      </w:r>
-      <w:r>
-        <w:rPr>
-          <w:rFonts w:ascii="Times New Roman" w:hAnsi="Times New Roman" w:eastAsia="黑体"/>
-          <w:b w:val="0"/>
-          <w:color w:val="888888"/>
-          <w:sz w:val="24"/>
-        </w:rPr>
-        <w:t>Axelera AI 正式发售 AIPU 芯片 Europa，人工智能算力 629 TOPS</w:t>
-      </w:r>
-    </w:p>
-    <w:p>
-      <w:r>
-        <w:rPr>
-          <w:rFonts w:ascii="Times New Roman" w:hAnsi="Times New Roman" w:eastAsia="宋体"/>
-          <w:color w:val="888888"/>
-          <w:sz w:val="18"/>
-        </w:rPr>
-        <w:t>来源:IT之家 | 时间:09-16 10:05</w:t>
-      </w:r>
-    </w:p>
-    <w:p>
-      <w:r>
-        <w:rPr>
-          <w:rFonts w:ascii="Times New Roman" w:hAnsi="Times New Roman" w:eastAsia="宋体"/>
-          <w:sz w:val="18"/>
-        </w:rPr>
-        <w:t>链接:</w:t>
-      </w:r>
-      <w:hyperlink r:id="rId22">
-        <w:r>
-          <w:rPr>
-            <w:color w:val="0563C1"/>
-            <w:u w:val="single"/>
-          </w:rPr>
-          <w:t>Axelera AI 正式发售 AIPU 芯片 Europa，人工智能算力 629 TOPS</w:t>
+          <w:t>Mistral X Mozilla: Private, Multilingual AI Browsing</w:t>
         </w:r>
       </w:hyperlink>
     </w:p>
@@ -794,7 +692,109 @@
           <w:color w:val="888888"/>
           <w:sz w:val="18"/>
         </w:rPr>
-        <w:t>来源:Bing新闻 | 时间:09-16 03:12</w:t>
+        <w:t>来源:Bing新闻 | 时间:09-16 12:47</w:t>
+      </w:r>
+    </w:p>
+    <w:p>
+      <w:r>
+        <w:rPr>
+          <w:rFonts w:ascii="Times New Roman" w:hAnsi="Times New Roman" w:eastAsia="宋体"/>
+          <w:sz w:val="18"/>
+        </w:rPr>
+        <w:t>链接:</w:t>
+      </w:r>
+      <w:hyperlink r:id="rId21">
+        <w:r>
+          <w:rPr>
+            <w:color w:val="0563C1"/>
+            <w:u w:val="single"/>
+          </w:rPr>
+          <w:t>AI眼镜，谁是第一？</w:t>
+        </w:r>
+      </w:hyperlink>
+    </w:p>
+    <w:p>
+      <w:pPr>
+        <w:pStyle w:val="Heading3"/>
+      </w:pPr>
+      <w:r>
+        <w:rPr>
+          <w:rFonts w:ascii="Times New Roman" w:hAnsi="Times New Roman" w:eastAsia="黑体"/>
+          <w:b w:val="0"/>
+          <w:color w:val="888888"/>
+          <w:sz w:val="24"/>
+        </w:rPr>
+        <w:t>【C级·参考】</w:t>
+      </w:r>
+      <w:r>
+        <w:rPr>
+          <w:rFonts w:ascii="Times New Roman" w:hAnsi="Times New Roman" w:eastAsia="黑体"/>
+          <w:b w:val="0"/>
+          <w:color w:val="888888"/>
+          <w:sz w:val="24"/>
+        </w:rPr>
+        <w:t>AI眼镜出货量暴增212%，为何全行业都在亏钱?</w:t>
+      </w:r>
+    </w:p>
+    <w:p>
+      <w:r>
+        <w:rPr>
+          <w:rFonts w:ascii="Times New Roman" w:hAnsi="Times New Roman" w:eastAsia="宋体"/>
+          <w:color w:val="888888"/>
+          <w:sz w:val="18"/>
+        </w:rPr>
+        <w:t>来源:Bing新闻 | 时间:09-16 08:08</w:t>
+      </w:r>
+    </w:p>
+    <w:p>
+      <w:r>
+        <w:rPr>
+          <w:rFonts w:ascii="Times New Roman" w:hAnsi="Times New Roman" w:eastAsia="宋体"/>
+          <w:sz w:val="18"/>
+        </w:rPr>
+        <w:t>链接:</w:t>
+      </w:r>
+      <w:hyperlink r:id="rId22">
+        <w:r>
+          <w:rPr>
+            <w:color w:val="0563C1"/>
+            <w:u w:val="single"/>
+          </w:rPr>
+          <w:t>AI眼镜出货量暴增212%，为何全行业都在亏钱?</w:t>
+        </w:r>
+      </w:hyperlink>
+    </w:p>
+    <w:p>
+      <w:pPr>
+        <w:pStyle w:val="Heading3"/>
+      </w:pPr>
+      <w:r>
+        <w:rPr>
+          <w:rFonts w:ascii="Times New Roman" w:hAnsi="Times New Roman" w:eastAsia="黑体"/>
+          <w:b w:val="0"/>
+          <w:color w:val="888888"/>
+          <w:sz w:val="24"/>
+        </w:rPr>
+        <w:t>【C级·参考】</w:t>
+      </w:r>
+      <w:r>
+        <w:rPr>
+          <w:rFonts w:ascii="Times New Roman" w:hAnsi="Times New Roman" w:eastAsia="黑体"/>
+          <w:b w:val="0"/>
+          <w:color w:val="888888"/>
+          <w:sz w:val="24"/>
+        </w:rPr>
+        <w:t>全球 AI 眼镜出货增 322%，中国厂商主导全球 AR 市场，定制化外贸 ERP 助智能硬件出海｜华贸通 ERP</w:t>
+      </w:r>
+    </w:p>
+    <w:p>
+      <w:r>
+        <w:rPr>
+          <w:rFonts w:ascii="Times New Roman" w:hAnsi="Times New Roman" w:eastAsia="宋体"/>
+          <w:color w:val="888888"/>
+          <w:sz w:val="18"/>
+        </w:rPr>
+        <w:t>来源:Bing新闻 | 时间:09-16 04:16</w:t>
       </w:r>
     </w:p>
     <w:p>
@@ -811,7 +811,109 @@
             <w:color w:val="0563C1"/>
             <w:u w:val="single"/>
           </w:rPr>
-          <w:t>AI眼镜，谁是第一？</w:t>
+          <w:t>全球 AI 眼镜出货增 322%，中国厂商主导全球 AR 市场，定制化外贸 ERP 助智能硬件出海｜华贸通 ERP</w:t>
+        </w:r>
+      </w:hyperlink>
+    </w:p>
+    <w:p>
+      <w:pPr>
+        <w:pStyle w:val="Heading3"/>
+      </w:pPr>
+      <w:r>
+        <w:rPr>
+          <w:rFonts w:ascii="Times New Roman" w:hAnsi="Times New Roman" w:eastAsia="黑体"/>
+          <w:b w:val="0"/>
+          <w:color w:val="888888"/>
+          <w:sz w:val="24"/>
+        </w:rPr>
+        <w:t>【C级·参考】</w:t>
+      </w:r>
+      <w:r>
+        <w:rPr>
+          <w:rFonts w:ascii="Times New Roman" w:hAnsi="Times New Roman" w:eastAsia="黑体"/>
+          <w:b w:val="0"/>
+          <w:color w:val="888888"/>
+          <w:sz w:val="24"/>
+        </w:rPr>
+        <w:t>智能眼镜行业周报(09.08 - 09.15) : AI芯片融资潮</w:t>
+      </w:r>
+    </w:p>
+    <w:p>
+      <w:r>
+        <w:rPr>
+          <w:rFonts w:ascii="Times New Roman" w:hAnsi="Times New Roman" w:eastAsia="宋体"/>
+          <w:color w:val="888888"/>
+          <w:sz w:val="18"/>
+        </w:rPr>
+        <w:t>来源:Bing新闻 | 时间:09-16 03:43</w:t>
+      </w:r>
+    </w:p>
+    <w:p>
+      <w:r>
+        <w:rPr>
+          <w:rFonts w:ascii="Times New Roman" w:hAnsi="Times New Roman" w:eastAsia="宋体"/>
+          <w:sz w:val="18"/>
+        </w:rPr>
+        <w:t>链接:</w:t>
+      </w:r>
+      <w:hyperlink r:id="rId24">
+        <w:r>
+          <w:rPr>
+            <w:color w:val="0563C1"/>
+            <w:u w:val="single"/>
+          </w:rPr>
+          <w:t>智能眼镜行业周报(09.08 - 09.15) : AI芯片融资潮</w:t>
+        </w:r>
+      </w:hyperlink>
+    </w:p>
+    <w:p>
+      <w:pPr>
+        <w:pStyle w:val="Heading3"/>
+      </w:pPr>
+      <w:r>
+        <w:rPr>
+          <w:rFonts w:ascii="Times New Roman" w:hAnsi="Times New Roman" w:eastAsia="黑体"/>
+          <w:b w:val="0"/>
+          <w:color w:val="888888"/>
+          <w:sz w:val="24"/>
+        </w:rPr>
+        <w:t>【C级·参考】</w:t>
+      </w:r>
+      <w:r>
+        <w:rPr>
+          <w:rFonts w:ascii="Times New Roman" w:hAnsi="Times New Roman" w:eastAsia="黑体"/>
+          <w:b w:val="0"/>
+          <w:color w:val="888888"/>
+          <w:sz w:val="24"/>
+        </w:rPr>
+        <w:t>WellsennXR数据：全球AI智能眼镜销量达348万台，同比增长近200%</w:t>
+      </w:r>
+    </w:p>
+    <w:p>
+      <w:r>
+        <w:rPr>
+          <w:rFonts w:ascii="Times New Roman" w:hAnsi="Times New Roman" w:eastAsia="宋体"/>
+          <w:color w:val="888888"/>
+          <w:sz w:val="18"/>
+        </w:rPr>
+        <w:t>来源:Bing新闻 | 时间:09-16 00:57</w:t>
+      </w:r>
+    </w:p>
+    <w:p>
+      <w:r>
+        <w:rPr>
+          <w:rFonts w:ascii="Times New Roman" w:hAnsi="Times New Roman" w:eastAsia="宋体"/>
+          <w:sz w:val="18"/>
+        </w:rPr>
+        <w:t>链接:</w:t>
+      </w:r>
+      <w:hyperlink r:id="rId25">
+        <w:r>
+          <w:rPr>
+            <w:color w:val="0563C1"/>
+            <w:u w:val="single"/>
+          </w:rPr>
+          <w:t>WellsennXR数据：全球AI智能眼镜销量达348万台，同比增长近200%</w:t>
         </w:r>
       </w:hyperlink>
     </w:p>
@@ -856,115 +958,13 @@
         </w:rPr>
         <w:t>链接:</w:t>
       </w:r>
-      <w:hyperlink r:id="rId24">
+      <w:hyperlink r:id="rId26">
         <w:r>
           <w:rPr>
             <w:color w:val="0563C1"/>
             <w:u w:val="single"/>
           </w:rPr>
           <w:t>AI助盲眼镜、智能导盲犬加速落地，科技助盲仍面临哪些挑战？</w:t>
-        </w:r>
-      </w:hyperlink>
-    </w:p>
-    <w:p>
-      <w:pPr>
-        <w:pStyle w:val="Heading3"/>
-      </w:pPr>
-      <w:r>
-        <w:rPr>
-          <w:rFonts w:ascii="Times New Roman" w:hAnsi="Times New Roman" w:eastAsia="黑体"/>
-          <w:b w:val="0"/>
-          <w:color w:val="888888"/>
-          <w:sz w:val="24"/>
-        </w:rPr>
-        <w:t>【C级·参考】</w:t>
-      </w:r>
-      <w:r>
-        <w:rPr>
-          <w:rFonts w:ascii="Times New Roman" w:hAnsi="Times New Roman" w:eastAsia="黑体"/>
-          <w:b w:val="0"/>
-          <w:color w:val="888888"/>
-          <w:sz w:val="24"/>
-        </w:rPr>
-        <w:t>Meta推出无摄像头AI眼镜“Luna”，重塑智能穿戴体验</w:t>
-      </w:r>
-    </w:p>
-    <w:p>
-      <w:r>
-        <w:rPr>
-          <w:rFonts w:ascii="Times New Roman" w:hAnsi="Times New Roman" w:eastAsia="宋体"/>
-          <w:color w:val="888888"/>
-          <w:sz w:val="18"/>
-        </w:rPr>
-        <w:t>来源:Bing新闻 | 时间:09-15 19:05</w:t>
-      </w:r>
-    </w:p>
-    <w:p>
-      <w:r>
-        <w:rPr>
-          <w:rFonts w:ascii="Times New Roman" w:hAnsi="Times New Roman" w:eastAsia="宋体"/>
-          <w:sz w:val="18"/>
-        </w:rPr>
-        <w:t>链接:</w:t>
-      </w:r>
-      <w:hyperlink r:id="rId25">
-        <w:r>
-          <w:rPr>
-            <w:color w:val="0563C1"/>
-            <w:u w:val="single"/>
-          </w:rPr>
-          <w:t>Meta推出无摄像头AI眼镜“Luna”，重塑智能穿戴体验</w:t>
-        </w:r>
-      </w:hyperlink>
-    </w:p>
-    <w:p>
-      <w:pPr>
-        <w:pStyle w:val="Heading3"/>
-      </w:pPr>
-      <w:r>
-        <w:rPr>
-          <w:rFonts w:ascii="Times New Roman" w:hAnsi="Times New Roman" w:eastAsia="黑体"/>
-          <w:b w:val="0"/>
-          <w:color w:val="888888"/>
-          <w:sz w:val="24"/>
-        </w:rPr>
-        <w:t>【C级·参考】</w:t>
-      </w:r>
-      <w:r>
-        <w:rPr>
-          <w:rFonts w:ascii="Times New Roman" w:hAnsi="Times New Roman" w:eastAsia="黑体"/>
-          <w:b w:val="0"/>
-          <w:color w:val="888888"/>
-          <w:sz w:val="24"/>
-        </w:rPr>
-        <w:t>Suspected sabotage causes major Netherlands rail disruption</w:t>
-      </w:r>
-    </w:p>
-    <w:p>
-      <w:r>
-        <w:rPr>
-          <w:rFonts w:ascii="Times New Roman" w:hAnsi="Times New Roman" w:eastAsia="宋体"/>
-          <w:color w:val="888888"/>
-          <w:sz w:val="18"/>
-        </w:rPr>
-        <w:t>来源:Hacker News | 时间:09-15 18:22</w:t>
-      </w:r>
-    </w:p>
-    <w:p>
-      <w:r>
-        <w:rPr>
-          <w:rFonts w:ascii="Times New Roman" w:hAnsi="Times New Roman" w:eastAsia="宋体"/>
-          <w:sz w:val="18"/>
-        </w:rPr>
-        <w:t>链接:</w:t>
-      </w:r>
-      <w:hyperlink r:id="rId26">
-        <w:r>
-          <w:rPr>
-            <w:color w:val="0563C1"/>
-            <w:u w:val="single"/>
-          </w:rPr>
-          <w:t>Suspected sabotage causes major Netherlands rail disruption</w:t>
         </w:r>
       </w:hyperlink>
     </w:p>
@@ -1021,54 +1021,15 @@
     </w:p>
     <w:p>
       <w:pPr>
-        <w:pStyle w:val="Heading3"/>
+        <w:pStyle w:val="Heading2"/>
       </w:pPr>
       <w:r>
         <w:rPr>
           <w:rFonts w:ascii="Times New Roman" w:hAnsi="Times New Roman" w:eastAsia="黑体"/>
-          <w:b w:val="0"/>
-          <w:color w:val="888888"/>
-          <w:sz w:val="24"/>
+          <w:sz w:val="28"/>
         </w:rPr>
-        <w:t>【C级·参考】</w:t>
+        <w:t>机器人/AI硬件</w:t>
       </w:r>
-      <w:r>
-        <w:rPr>
-          <w:rFonts w:ascii="Times New Roman" w:hAnsi="Times New Roman" w:eastAsia="黑体"/>
-          <w:b w:val="0"/>
-          <w:color w:val="888888"/>
-          <w:sz w:val="24"/>
-        </w:rPr>
-        <w:t>智能眼镜是什么？夸克AI眼镜S1、小米AI眼镜、STARV MYVU三款热门产品体验解析</w:t>
-      </w:r>
-    </w:p>
-    <w:p>
-      <w:r>
-        <w:rPr>
-          <w:rFonts w:ascii="Times New Roman" w:hAnsi="Times New Roman" w:eastAsia="宋体"/>
-          <w:color w:val="888888"/>
-          <w:sz w:val="18"/>
-        </w:rPr>
-        <w:t>来源:Bing新闻 | 时间:09-15 16:06</w:t>
-      </w:r>
-    </w:p>
-    <w:p>
-      <w:r>
-        <w:rPr>
-          <w:rFonts w:ascii="Times New Roman" w:hAnsi="Times New Roman" w:eastAsia="宋体"/>
-          <w:sz w:val="18"/>
-        </w:rPr>
-        <w:t>链接:</w:t>
-      </w:r>
-      <w:hyperlink r:id="rId28">
-        <w:r>
-          <w:rPr>
-            <w:color w:val="0563C1"/>
-            <w:u w:val="single"/>
-          </w:rPr>
-          <w:t>智能眼镜是什么？夸克AI眼镜S1、小米AI眼镜、STARV MYVU三款热门产品体验解析</w:t>
-        </w:r>
-      </w:hyperlink>
     </w:p>
     <w:p>
       <w:pPr>
@@ -1090,7 +1051,7 @@
           <w:color w:val="888888"/>
           <w:sz w:val="24"/>
         </w:rPr>
-        <w:t>几个月营收便数百万美金，这款AI眼镜是怎么破圈的？</w:t>
+        <w:t>PS5 游戏机模拟器 KytyPS5 新进展：可运行《宇宙机器人无线控制器使用指南》</w:t>
       </w:r>
     </w:p>
     <w:p>
@@ -1100,7 +1061,7 @@
           <w:color w:val="888888"/>
           <w:sz w:val="18"/>
         </w:rPr>
-        <w:t>来源:Bing新闻 | 时间:09-15 14:51</w:t>
+        <w:t>来源:IT之家 | 时间:09-16 17:10</w:t>
       </w:r>
     </w:p>
     <w:p>
@@ -1111,83 +1072,15 @@
         </w:rPr>
         <w:t>链接:</w:t>
       </w:r>
-      <w:hyperlink r:id="rId29">
+      <w:hyperlink r:id="rId28">
         <w:r>
           <w:rPr>
             <w:color w:val="0563C1"/>
             <w:u w:val="single"/>
           </w:rPr>
-          <w:t>几个月营收便数百万美金，这款AI眼镜是怎么破圈的？</w:t>
+          <w:t>PS5 游戏机模拟器 KytyPS5 新进展：可运行《宇宙机器人无线控制器使用指南》</w:t>
         </w:r>
       </w:hyperlink>
-    </w:p>
-    <w:p>
-      <w:pPr>
-        <w:pStyle w:val="Heading3"/>
-      </w:pPr>
-      <w:r>
-        <w:rPr>
-          <w:rFonts w:ascii="Times New Roman" w:hAnsi="Times New Roman" w:eastAsia="黑体"/>
-          <w:b w:val="0"/>
-          <w:color w:val="888888"/>
-          <w:sz w:val="24"/>
-        </w:rPr>
-        <w:t>【C级·参考】</w:t>
-      </w:r>
-      <w:r>
-        <w:rPr>
-          <w:rFonts w:ascii="Times New Roman" w:hAnsi="Times New Roman" w:eastAsia="黑体"/>
-          <w:b w:val="0"/>
-          <w:color w:val="888888"/>
-          <w:sz w:val="24"/>
-        </w:rPr>
-        <w:t>星无xcoming发布Feather 1模块化AI音频眼镜，重23g起</w:t>
-      </w:r>
-    </w:p>
-    <w:p>
-      <w:r>
-        <w:rPr>
-          <w:rFonts w:ascii="Times New Roman" w:hAnsi="Times New Roman" w:eastAsia="宋体"/>
-          <w:color w:val="888888"/>
-          <w:sz w:val="18"/>
-        </w:rPr>
-        <w:t>来源:Bing新闻 | 时间:09-15 14:50</w:t>
-      </w:r>
-    </w:p>
-    <w:p>
-      <w:r>
-        <w:rPr>
-          <w:rFonts w:ascii="Times New Roman" w:hAnsi="Times New Roman" w:eastAsia="宋体"/>
-          <w:sz w:val="18"/>
-        </w:rPr>
-        <w:t>链接:</w:t>
-      </w:r>
-      <w:hyperlink r:id="rId30">
-        <w:r>
-          <w:rPr>
-            <w:color w:val="0563C1"/>
-            <w:u w:val="single"/>
-          </w:rPr>
-          <w:t>星无xcoming发布Feather 1模块化AI音频眼镜，重23g起</w:t>
-        </w:r>
-      </w:hyperlink>
-    </w:p>
-    <w:p>
-      <w:pPr>
-        <w:pStyle w:val="Heading2"/>
-      </w:pPr>
-      <w:r>
-        <w:rPr>
-          <w:rFonts w:ascii="Times New Roman" w:hAnsi="Times New Roman" w:eastAsia="黑体"/>
-          <w:sz w:val="28"/>
-        </w:rPr>
-        <w:t>机器人/AI硬件</w:t>
-      </w:r>
-    </w:p>
-    <w:p>
-      <w:r>
-        <w:t>本线口暂无重要更新</w:t>
-      </w:r>
     </w:p>
     <w:p>
       <w:pPr>
@@ -1221,7 +1114,7 @@
           <w:color w:val="888888"/>
           <w:sz w:val="24"/>
         </w:rPr>
-        <w:t>地平线 CEO 余凯：智驾以后 80% 会是供应商做，20% 是车企自研</w:t>
+        <w:t>上市补贴价 13.28 万元起：极狐阿尔法 T7 汽车上市，可选增程 / 纯电动力、华为乾崑智驾 ADS 5 Pro</w:t>
       </w:r>
     </w:p>
     <w:p>
@@ -1231,7 +1124,7 @@
           <w:color w:val="888888"/>
           <w:sz w:val="18"/>
         </w:rPr>
-        <w:t>来源:IT之家 | 时间:09-16 13:38</w:t>
+        <w:t>来源:IT之家 | 时间:09-16 20:31</w:t>
       </w:r>
     </w:p>
     <w:p>
@@ -1242,13 +1135,64 @@
         </w:rPr>
         <w:t>链接:</w:t>
       </w:r>
-      <w:hyperlink r:id="rId31">
+      <w:hyperlink r:id="rId29">
         <w:r>
           <w:rPr>
             <w:color w:val="0563C1"/>
             <w:u w:val="single"/>
           </w:rPr>
-          <w:t>地平线 CEO 余凯：智驾以后 80% 会是供应商做，20% 是车企自研</w:t>
+          <w:t>上市补贴价 13.28 万元起：极狐阿尔法 T7 汽车上市，可选增程 / 纯电动力、华为乾崑智驾 ADS 5 Pro</w:t>
+        </w:r>
+      </w:hyperlink>
+    </w:p>
+    <w:p>
+      <w:pPr>
+        <w:pStyle w:val="Heading3"/>
+      </w:pPr>
+      <w:r>
+        <w:rPr>
+          <w:rFonts w:ascii="Times New Roman" w:hAnsi="Times New Roman" w:eastAsia="黑体"/>
+          <w:b w:val="0"/>
+          <w:color w:val="888888"/>
+          <w:sz w:val="24"/>
+        </w:rPr>
+        <w:t>【C级·参考】</w:t>
+      </w:r>
+      <w:r>
+        <w:rPr>
+          <w:rFonts w:ascii="Times New Roman" w:hAnsi="Times New Roman" w:eastAsia="黑体"/>
+          <w:b w:val="0"/>
+          <w:color w:val="888888"/>
+          <w:sz w:val="24"/>
+        </w:rPr>
+        <w:t>鸿蒙智行智界 RX L3 自动驾驶测试车现身公开道路，消息称验证重心放在城市快速路</w:t>
+      </w:r>
+    </w:p>
+    <w:p>
+      <w:r>
+        <w:rPr>
+          <w:rFonts w:ascii="Times New Roman" w:hAnsi="Times New Roman" w:eastAsia="宋体"/>
+          <w:color w:val="888888"/>
+          <w:sz w:val="18"/>
+        </w:rPr>
+        <w:t>来源:IT之家 | 时间:09-16 16:28</w:t>
+      </w:r>
+    </w:p>
+    <w:p>
+      <w:r>
+        <w:rPr>
+          <w:rFonts w:ascii="Times New Roman" w:hAnsi="Times New Roman" w:eastAsia="宋体"/>
+          <w:sz w:val="18"/>
+        </w:rPr>
+        <w:t>链接:</w:t>
+      </w:r>
+      <w:hyperlink r:id="rId30">
+        <w:r>
+          <w:rPr>
+            <w:color w:val="0563C1"/>
+            <w:u w:val="single"/>
+          </w:rPr>
+          <w:t>鸿蒙智行智界 RX L3 自动驾驶测试车现身公开道路，消息称验证重心放在城市快速路</w:t>
         </w:r>
       </w:hyperlink>
     </w:p>
@@ -1301,6 +1245,108 @@
           <w:color w:val="888888"/>
           <w:sz w:val="24"/>
         </w:rPr>
+        <w:t>699 元，米哈游《崩坏：星穹铁道》白厄触觉反馈精英手柄开启预售</w:t>
+      </w:r>
+    </w:p>
+    <w:p>
+      <w:r>
+        <w:rPr>
+          <w:rFonts w:ascii="Times New Roman" w:hAnsi="Times New Roman" w:eastAsia="宋体"/>
+          <w:color w:val="888888"/>
+          <w:sz w:val="18"/>
+        </w:rPr>
+        <w:t>来源:IT之家 | 时间:09-16 19:51</w:t>
+      </w:r>
+    </w:p>
+    <w:p>
+      <w:r>
+        <w:rPr>
+          <w:rFonts w:ascii="Times New Roman" w:hAnsi="Times New Roman" w:eastAsia="宋体"/>
+          <w:sz w:val="18"/>
+        </w:rPr>
+        <w:t>链接:</w:t>
+      </w:r>
+      <w:hyperlink r:id="rId31">
+        <w:r>
+          <w:rPr>
+            <w:color w:val="0563C1"/>
+            <w:u w:val="single"/>
+          </w:rPr>
+          <w:t>699 元，米哈游《崩坏：星穹铁道》白厄触觉反馈精英手柄开启预售</w:t>
+        </w:r>
+      </w:hyperlink>
+    </w:p>
+    <w:p>
+      <w:pPr>
+        <w:pStyle w:val="Heading3"/>
+      </w:pPr>
+      <w:r>
+        <w:rPr>
+          <w:rFonts w:ascii="Times New Roman" w:hAnsi="Times New Roman" w:eastAsia="黑体"/>
+          <w:b w:val="0"/>
+          <w:color w:val="888888"/>
+          <w:sz w:val="24"/>
+        </w:rPr>
+        <w:t>【C级·参考】</w:t>
+      </w:r>
+      <w:r>
+        <w:rPr>
+          <w:rFonts w:ascii="Times New Roman" w:hAnsi="Times New Roman" w:eastAsia="黑体"/>
+          <w:b w:val="0"/>
+          <w:color w:val="888888"/>
+          <w:sz w:val="24"/>
+        </w:rPr>
+        <w:t>网易云音乐鸿蒙尝鲜内测版 App 获 9.5.90 升级，全新上线 vivid 音质等功能</w:t>
+      </w:r>
+    </w:p>
+    <w:p>
+      <w:r>
+        <w:rPr>
+          <w:rFonts w:ascii="Times New Roman" w:hAnsi="Times New Roman" w:eastAsia="宋体"/>
+          <w:color w:val="888888"/>
+          <w:sz w:val="18"/>
+        </w:rPr>
+        <w:t>来源:IT之家 | 时间:09-16 16:54</w:t>
+      </w:r>
+    </w:p>
+    <w:p>
+      <w:r>
+        <w:rPr>
+          <w:rFonts w:ascii="Times New Roman" w:hAnsi="Times New Roman" w:eastAsia="宋体"/>
+          <w:sz w:val="18"/>
+        </w:rPr>
+        <w:t>链接:</w:t>
+      </w:r>
+      <w:hyperlink r:id="rId32">
+        <w:r>
+          <w:rPr>
+            <w:color w:val="0563C1"/>
+            <w:u w:val="single"/>
+          </w:rPr>
+          <w:t>网易云音乐鸿蒙尝鲜内测版 App 获 9.5.90 升级，全新上线 vivid 音质等功能</w:t>
+        </w:r>
+      </w:hyperlink>
+    </w:p>
+    <w:p>
+      <w:pPr>
+        <w:pStyle w:val="Heading3"/>
+      </w:pPr>
+      <w:r>
+        <w:rPr>
+          <w:rFonts w:ascii="Times New Roman" w:hAnsi="Times New Roman" w:eastAsia="黑体"/>
+          <w:b w:val="0"/>
+          <w:color w:val="888888"/>
+          <w:sz w:val="24"/>
+        </w:rPr>
+        <w:t>【C级·参考】</w:t>
+      </w:r>
+      <w:r>
+        <w:rPr>
+          <w:rFonts w:ascii="Times New Roman" w:hAnsi="Times New Roman" w:eastAsia="黑体"/>
+          <w:b w:val="0"/>
+          <w:color w:val="888888"/>
+          <w:sz w:val="24"/>
+        </w:rPr>
         <w:t>国外游戏人哀嚎：去年被裁失业半年、今年上班3个月又被裁，“我真顶不住了”！</w:t>
       </w:r>
     </w:p>
@@ -1322,7 +1368,7 @@
         </w:rPr>
         <w:t>链接:</w:t>
       </w:r>
-      <w:hyperlink r:id="rId32">
+      <w:hyperlink r:id="rId33">
         <w:r>
           <w:rPr>
             <w:color w:val="0563C1"/>
@@ -1373,7 +1419,7 @@
         </w:rPr>
         <w:t>链接:</w:t>
       </w:r>
-      <w:hyperlink r:id="rId33">
+      <w:hyperlink r:id="rId34">
         <w:r>
           <w:rPr>
             <w:color w:val="0563C1"/>
@@ -1424,7 +1470,7 @@
         </w:rPr>
         <w:t>链接:</w:t>
       </w:r>
-      <w:hyperlink r:id="rId34">
+      <w:hyperlink r:id="rId35">
         <w:r>
           <w:rPr>
             <w:color w:val="0563C1"/>
@@ -1475,7 +1521,7 @@
         </w:rPr>
         <w:t>链接:</w:t>
       </w:r>
-      <w:hyperlink r:id="rId35">
+      <w:hyperlink r:id="rId36">
         <w:r>
           <w:rPr>
             <w:color w:val="0563C1"/>
@@ -1526,64 +1572,13 @@
         </w:rPr>
         <w:t>链接:</w:t>
       </w:r>
-      <w:hyperlink r:id="rId36">
+      <w:hyperlink r:id="rId37">
         <w:r>
           <w:rPr>
             <w:color w:val="0563C1"/>
             <w:u w:val="single"/>
           </w:rPr>
           <w:t>外网热议：人人吹爆的“神作游戏”，为啥我玩不进去？网友：“你真不是唯一”！</w:t>
-        </w:r>
-      </w:hyperlink>
-    </w:p>
-    <w:p>
-      <w:pPr>
-        <w:pStyle w:val="Heading3"/>
-      </w:pPr>
-      <w:r>
-        <w:rPr>
-          <w:rFonts w:ascii="Times New Roman" w:hAnsi="Times New Roman" w:eastAsia="黑体"/>
-          <w:b w:val="0"/>
-          <w:color w:val="888888"/>
-          <w:sz w:val="24"/>
-        </w:rPr>
-        <w:t>【C级·参考】</w:t>
-      </w:r>
-      <w:r>
-        <w:rPr>
-          <w:rFonts w:ascii="Times New Roman" w:hAnsi="Times New Roman" w:eastAsia="黑体"/>
-          <w:b w:val="0"/>
-          <w:color w:val="888888"/>
-          <w:sz w:val="24"/>
-        </w:rPr>
-        <w:t>万字长文：10年收入涨100倍，“游戏圈奇迹”是如何做到的？</w:t>
-      </w:r>
-    </w:p>
-    <w:p>
-      <w:r>
-        <w:rPr>
-          <w:rFonts w:ascii="Times New Roman" w:hAnsi="Times New Roman" w:eastAsia="宋体"/>
-          <w:color w:val="888888"/>
-          <w:sz w:val="18"/>
-        </w:rPr>
-        <w:t>来源:GameLook | 时间:09-15 10:26</w:t>
-      </w:r>
-    </w:p>
-    <w:p>
-      <w:r>
-        <w:rPr>
-          <w:rFonts w:ascii="Times New Roman" w:hAnsi="Times New Roman" w:eastAsia="宋体"/>
-          <w:sz w:val="18"/>
-        </w:rPr>
-        <w:t>链接:</w:t>
-      </w:r>
-      <w:hyperlink r:id="rId37">
-        <w:r>
-          <w:rPr>
-            <w:color w:val="0563C1"/>
-            <w:u w:val="single"/>
-          </w:rPr>
-          <w:t>万字长文：10年收入涨100倍，“游戏圈奇迹”是如何做到的？</w:t>
         </w:r>
       </w:hyperlink>
     </w:p>
@@ -1619,7 +1614,7 @@
           <w:color w:val="888888"/>
           <w:sz w:val="24"/>
         </w:rPr>
-        <w:t>小米推出 4999 元米家冰箱 Pro 439L 法式 自动制冰新品，国补价 4249.2 元</w:t>
+        <w:t>努比亚 NaviX Ultra 手机首销销售额“一秒破亿”，国补到手价 5499 元起</w:t>
       </w:r>
     </w:p>
     <w:p>
@@ -1629,7 +1624,7 @@
           <w:color w:val="888888"/>
           <w:sz w:val="18"/>
         </w:rPr>
-        <w:t>来源:IT之家 | 时间:09-16 11:40</w:t>
+        <w:t>来源:IT之家 | 时间:09-16 18:04</w:t>
       </w:r>
     </w:p>
     <w:p>
@@ -1646,7 +1641,7 @@
             <w:color w:val="0563C1"/>
             <w:u w:val="single"/>
           </w:rPr>
-          <w:t>小米推出 4999 元米家冰箱 Pro 439L 法式 自动制冰新品，国补价 4249.2 元</w:t>
+          <w:t>努比亚 NaviX Ultra 手机首销销售额“一秒破亿”，国补到手价 5499 元起</w:t>
         </w:r>
       </w:hyperlink>
     </w:p>
@@ -1676,7 +1671,7 @@
           <w:rFonts w:ascii="Times New Roman" w:hAnsi="Times New Roman" w:eastAsia="宋体"/>
           <w:sz w:val="18"/>
         </w:rPr>
-        <w:t>IT之家(60)、GameLook(14)、HackerNews(5)、Bing新闻(7)</w:t>
+        <w:t>IT之家(60)、GameLook(13)、HackerNews(6)、Bing新闻(7)</w:t>
       </w:r>
     </w:p>
     <w:p>

--- a/briefings/线口监测午报-2026-09-16.docx
+++ b/briefings/线口监测午报-2026-09-16.docx
@@ -22,7 +22,7 @@
           <w:color w:val="888888"/>
           <w:sz w:val="18"/>
         </w:rPr>
-        <w:t>监测窗口:近48小时 | 生成时间:2026-09-16 20:33</w:t>
+        <w:t>监测窗口:近48小时 | 生成时间:2026-09-16 21:26</w:t>
       </w:r>
     </w:p>
     <w:p>
@@ -70,6 +70,57 @@
           <w:color w:val="888888"/>
           <w:sz w:val="24"/>
         </w:rPr>
+        <w:t>京东推出七鲜大厨，首创 AI 膳食规划 + 净菜供应链 + 炒菜机器人组合</w:t>
+      </w:r>
+    </w:p>
+    <w:p>
+      <w:r>
+        <w:rPr>
+          <w:rFonts w:ascii="Times New Roman" w:hAnsi="Times New Roman" w:eastAsia="宋体"/>
+          <w:color w:val="888888"/>
+          <w:sz w:val="18"/>
+        </w:rPr>
+        <w:t>来源:IT之家 | 时间:09-16 20:52</w:t>
+      </w:r>
+    </w:p>
+    <w:p>
+      <w:r>
+        <w:rPr>
+          <w:rFonts w:ascii="Times New Roman" w:hAnsi="Times New Roman" w:eastAsia="宋体"/>
+          <w:sz w:val="18"/>
+        </w:rPr>
+        <w:t>链接:</w:t>
+      </w:r>
+      <w:hyperlink r:id="rId9">
+        <w:r>
+          <w:rPr>
+            <w:color w:val="0563C1"/>
+            <w:u w:val="single"/>
+          </w:rPr>
+          <w:t>京东推出七鲜大厨，首创 AI 膳食规划 + 净菜供应链 + 炒菜机器人组合</w:t>
+        </w:r>
+      </w:hyperlink>
+    </w:p>
+    <w:p>
+      <w:pPr>
+        <w:pStyle w:val="Heading3"/>
+      </w:pPr>
+      <w:r>
+        <w:rPr>
+          <w:rFonts w:ascii="Times New Roman" w:hAnsi="Times New Roman" w:eastAsia="黑体"/>
+          <w:b w:val="0"/>
+          <w:color w:val="888888"/>
+          <w:sz w:val="24"/>
+        </w:rPr>
+        <w:t>【C级·参考】</w:t>
+      </w:r>
+      <w:r>
+        <w:rPr>
+          <w:rFonts w:ascii="Times New Roman" w:hAnsi="Times New Roman" w:eastAsia="黑体"/>
+          <w:b w:val="0"/>
+          <w:color w:val="888888"/>
+          <w:sz w:val="24"/>
+        </w:rPr>
         <w:t>OpenAI 奥尔特曼：AI 事故无法完全避免，应借鉴航空业建立公开上报机制</w:t>
       </w:r>
     </w:p>
@@ -91,7 +142,7 @@
         </w:rPr>
         <w:t>链接:</w:t>
       </w:r>
-      <w:hyperlink r:id="rId9">
+      <w:hyperlink r:id="rId10">
         <w:r>
           <w:rPr>
             <w:color w:val="0563C1"/>
@@ -142,7 +193,7 @@
         </w:rPr>
         <w:t>链接:</w:t>
       </w:r>
-      <w:hyperlink r:id="rId10">
+      <w:hyperlink r:id="rId11">
         <w:r>
           <w:rPr>
             <w:color w:val="0563C1"/>
@@ -193,7 +244,7 @@
         </w:rPr>
         <w:t>链接:</w:t>
       </w:r>
-      <w:hyperlink r:id="rId11">
+      <w:hyperlink r:id="rId12">
         <w:r>
           <w:rPr>
             <w:color w:val="0563C1"/>
@@ -244,7 +295,7 @@
         </w:rPr>
         <w:t>链接:</w:t>
       </w:r>
-      <w:hyperlink r:id="rId12">
+      <w:hyperlink r:id="rId13">
         <w:r>
           <w:rPr>
             <w:color w:val="0563C1"/>
@@ -295,7 +346,7 @@
         </w:rPr>
         <w:t>链接:</w:t>
       </w:r>
-      <w:hyperlink r:id="rId13">
+      <w:hyperlink r:id="rId14">
         <w:r>
           <w:rPr>
             <w:color w:val="0563C1"/>
@@ -346,7 +397,7 @@
         </w:rPr>
         <w:t>链接:</w:t>
       </w:r>
-      <w:hyperlink r:id="rId14">
+      <w:hyperlink r:id="rId15">
         <w:r>
           <w:rPr>
             <w:color w:val="0563C1"/>
@@ -397,7 +448,7 @@
         </w:rPr>
         <w:t>链接:</w:t>
       </w:r>
-      <w:hyperlink r:id="rId15">
+      <w:hyperlink r:id="rId16">
         <w:r>
           <w:rPr>
             <w:color w:val="0563C1"/>
@@ -448,7 +499,7 @@
         </w:rPr>
         <w:t>链接:</w:t>
       </w:r>
-      <w:hyperlink r:id="rId16">
+      <w:hyperlink r:id="rId17">
         <w:r>
           <w:rPr>
             <w:color w:val="0563C1"/>
@@ -499,115 +550,13 @@
         </w:rPr>
         <w:t>链接:</w:t>
       </w:r>
-      <w:hyperlink r:id="rId17">
+      <w:hyperlink r:id="rId18">
         <w:r>
           <w:rPr>
             <w:color w:val="0563C1"/>
             <w:u w:val="single"/>
           </w:rPr>
           <w:t>极摩客 AMD 锐龙 AI Max+ PRO 495 迷你主机 EVO-X5 Pro 定档 9 月 28 日全球发布</w:t>
-        </w:r>
-      </w:hyperlink>
-    </w:p>
-    <w:p>
-      <w:pPr>
-        <w:pStyle w:val="Heading3"/>
-      </w:pPr>
-      <w:r>
-        <w:rPr>
-          <w:rFonts w:ascii="Times New Roman" w:hAnsi="Times New Roman" w:eastAsia="黑体"/>
-          <w:b w:val="0"/>
-          <w:color w:val="888888"/>
-          <w:sz w:val="24"/>
-        </w:rPr>
-        <w:t>【C级·参考】</w:t>
-      </w:r>
-      <w:r>
-        <w:rPr>
-          <w:rFonts w:ascii="Times New Roman" w:hAnsi="Times New Roman" w:eastAsia="黑体"/>
-          <w:b w:val="0"/>
-          <w:color w:val="888888"/>
-          <w:sz w:val="24"/>
-        </w:rPr>
-        <w:t>基于全国产化算力训练，讯飞星火语音基座大模型 Spark-Audio-1.0-Preview 上线</w:t>
-      </w:r>
-    </w:p>
-    <w:p>
-      <w:r>
-        <w:rPr>
-          <w:rFonts w:ascii="Times New Roman" w:hAnsi="Times New Roman" w:eastAsia="宋体"/>
-          <w:color w:val="888888"/>
-          <w:sz w:val="18"/>
-        </w:rPr>
-        <w:t>来源:IT之家 | 时间:09-16 16:44</w:t>
-      </w:r>
-    </w:p>
-    <w:p>
-      <w:r>
-        <w:rPr>
-          <w:rFonts w:ascii="Times New Roman" w:hAnsi="Times New Roman" w:eastAsia="宋体"/>
-          <w:sz w:val="18"/>
-        </w:rPr>
-        <w:t>链接:</w:t>
-      </w:r>
-      <w:hyperlink r:id="rId18">
-        <w:r>
-          <w:rPr>
-            <w:color w:val="0563C1"/>
-            <w:u w:val="single"/>
-          </w:rPr>
-          <w:t>基于全国产化算力训练，讯飞星火语音基座大模型 Spark-Audio-1.0-Preview 上线</w:t>
-        </w:r>
-      </w:hyperlink>
-    </w:p>
-    <w:p>
-      <w:pPr>
-        <w:pStyle w:val="Heading3"/>
-      </w:pPr>
-      <w:r>
-        <w:rPr>
-          <w:rFonts w:ascii="Times New Roman" w:hAnsi="Times New Roman" w:eastAsia="黑体"/>
-          <w:b w:val="0"/>
-          <w:color w:val="888888"/>
-          <w:sz w:val="24"/>
-        </w:rPr>
-        <w:t>【C级·参考】</w:t>
-      </w:r>
-      <w:r>
-        <w:rPr>
-          <w:rFonts w:ascii="Times New Roman" w:hAnsi="Times New Roman" w:eastAsia="黑体"/>
-          <w:b w:val="0"/>
-          <w:color w:val="888888"/>
-          <w:sz w:val="24"/>
-        </w:rPr>
-        <w:t>Anthropic、谷歌、OpenAI 等美国科技巨头面临新难题：安保人员计划罢工</w:t>
-      </w:r>
-    </w:p>
-    <w:p>
-      <w:r>
-        <w:rPr>
-          <w:rFonts w:ascii="Times New Roman" w:hAnsi="Times New Roman" w:eastAsia="宋体"/>
-          <w:color w:val="888888"/>
-          <w:sz w:val="18"/>
-        </w:rPr>
-        <w:t>来源:IT之家 | 时间:09-16 16:35</w:t>
-      </w:r>
-    </w:p>
-    <w:p>
-      <w:r>
-        <w:rPr>
-          <w:rFonts w:ascii="Times New Roman" w:hAnsi="Times New Roman" w:eastAsia="宋体"/>
-          <w:sz w:val="18"/>
-        </w:rPr>
-        <w:t>链接:</w:t>
-      </w:r>
-      <w:hyperlink r:id="rId19">
-        <w:r>
-          <w:rPr>
-            <w:color w:val="0563C1"/>
-            <w:u w:val="single"/>
-          </w:rPr>
-          <w:t>Anthropic、谷歌、OpenAI 等美国科技巨头面临新难题：安保人员计划罢工</w:t>
         </w:r>
       </w:hyperlink>
     </w:p>
@@ -652,64 +601,13 @@
         </w:rPr>
         <w:t>链接:</w:t>
       </w:r>
-      <w:hyperlink r:id="rId20">
+      <w:hyperlink r:id="rId19">
         <w:r>
           <w:rPr>
             <w:color w:val="0563C1"/>
             <w:u w:val="single"/>
           </w:rPr>
           <w:t>Mistral X Mozilla: Private, Multilingual AI Browsing</w:t>
-        </w:r>
-      </w:hyperlink>
-    </w:p>
-    <w:p>
-      <w:pPr>
-        <w:pStyle w:val="Heading3"/>
-      </w:pPr>
-      <w:r>
-        <w:rPr>
-          <w:rFonts w:ascii="Times New Roman" w:hAnsi="Times New Roman" w:eastAsia="黑体"/>
-          <w:b w:val="0"/>
-          <w:color w:val="888888"/>
-          <w:sz w:val="24"/>
-        </w:rPr>
-        <w:t>【C级·参考】</w:t>
-      </w:r>
-      <w:r>
-        <w:rPr>
-          <w:rFonts w:ascii="Times New Roman" w:hAnsi="Times New Roman" w:eastAsia="黑体"/>
-          <w:b w:val="0"/>
-          <w:color w:val="888888"/>
-          <w:sz w:val="24"/>
-        </w:rPr>
-        <w:t>AI眼镜，谁是第一？</w:t>
-      </w:r>
-    </w:p>
-    <w:p>
-      <w:r>
-        <w:rPr>
-          <w:rFonts w:ascii="Times New Roman" w:hAnsi="Times New Roman" w:eastAsia="宋体"/>
-          <w:color w:val="888888"/>
-          <w:sz w:val="18"/>
-        </w:rPr>
-        <w:t>来源:Bing新闻 | 时间:09-16 12:47</w:t>
-      </w:r>
-    </w:p>
-    <w:p>
-      <w:r>
-        <w:rPr>
-          <w:rFonts w:ascii="Times New Roman" w:hAnsi="Times New Roman" w:eastAsia="宋体"/>
-          <w:sz w:val="18"/>
-        </w:rPr>
-        <w:t>链接:</w:t>
-      </w:r>
-      <w:hyperlink r:id="rId21">
-        <w:r>
-          <w:rPr>
-            <w:color w:val="0563C1"/>
-            <w:u w:val="single"/>
-          </w:rPr>
-          <w:t>AI眼镜，谁是第一？</w:t>
         </w:r>
       </w:hyperlink>
     </w:p>
@@ -754,7 +652,7 @@
         </w:rPr>
         <w:t>链接:</w:t>
       </w:r>
-      <w:hyperlink r:id="rId22">
+      <w:hyperlink r:id="rId20">
         <w:r>
           <w:rPr>
             <w:color w:val="0563C1"/>
@@ -805,7 +703,7 @@
         </w:rPr>
         <w:t>链接:</w:t>
       </w:r>
-      <w:hyperlink r:id="rId23">
+      <w:hyperlink r:id="rId21">
         <w:r>
           <w:rPr>
             <w:color w:val="0563C1"/>
@@ -856,13 +754,64 @@
         </w:rPr>
         <w:t>链接:</w:t>
       </w:r>
-      <w:hyperlink r:id="rId24">
+      <w:hyperlink r:id="rId22">
         <w:r>
           <w:rPr>
             <w:color w:val="0563C1"/>
             <w:u w:val="single"/>
           </w:rPr>
           <w:t>智能眼镜行业周报(09.08 - 09.15) : AI芯片融资潮</w:t>
+        </w:r>
+      </w:hyperlink>
+    </w:p>
+    <w:p>
+      <w:pPr>
+        <w:pStyle w:val="Heading3"/>
+      </w:pPr>
+      <w:r>
+        <w:rPr>
+          <w:rFonts w:ascii="Times New Roman" w:hAnsi="Times New Roman" w:eastAsia="黑体"/>
+          <w:b w:val="0"/>
+          <w:color w:val="888888"/>
+          <w:sz w:val="24"/>
+        </w:rPr>
+        <w:t>【C级·参考】</w:t>
+      </w:r>
+      <w:r>
+        <w:rPr>
+          <w:rFonts w:ascii="Times New Roman" w:hAnsi="Times New Roman" w:eastAsia="黑体"/>
+          <w:b w:val="0"/>
+          <w:color w:val="888888"/>
+          <w:sz w:val="24"/>
+        </w:rPr>
+        <w:t>AI眼镜，谁是第一？</w:t>
+      </w:r>
+    </w:p>
+    <w:p>
+      <w:r>
+        <w:rPr>
+          <w:rFonts w:ascii="Times New Roman" w:hAnsi="Times New Roman" w:eastAsia="宋体"/>
+          <w:color w:val="888888"/>
+          <w:sz w:val="18"/>
+        </w:rPr>
+        <w:t>来源:Bing新闻 | 时间:09-16 01:00</w:t>
+      </w:r>
+    </w:p>
+    <w:p>
+      <w:r>
+        <w:rPr>
+          <w:rFonts w:ascii="Times New Roman" w:hAnsi="Times New Roman" w:eastAsia="宋体"/>
+          <w:sz w:val="18"/>
+        </w:rPr>
+        <w:t>链接:</w:t>
+      </w:r>
+      <w:hyperlink r:id="rId23">
+        <w:r>
+          <w:rPr>
+            <w:color w:val="0563C1"/>
+            <w:u w:val="single"/>
+          </w:rPr>
+          <w:t>AI眼镜，谁是第一？</w:t>
         </w:r>
       </w:hyperlink>
     </w:p>
@@ -907,7 +856,7 @@
         </w:rPr>
         <w:t>链接:</w:t>
       </w:r>
-      <w:hyperlink r:id="rId25">
+      <w:hyperlink r:id="rId24">
         <w:r>
           <w:rPr>
             <w:color w:val="0563C1"/>
@@ -958,7 +907,7 @@
         </w:rPr>
         <w:t>链接:</w:t>
       </w:r>
-      <w:hyperlink r:id="rId26">
+      <w:hyperlink r:id="rId25">
         <w:r>
           <w:rPr>
             <w:color w:val="0563C1"/>
@@ -1009,13 +958,64 @@
         </w:rPr>
         <w:t>链接:</w:t>
       </w:r>
+      <w:hyperlink r:id="rId26">
+        <w:r>
+          <w:rPr>
+            <w:color w:val="0563C1"/>
+            <w:u w:val="single"/>
+          </w:rPr>
+          <w:t>Let's make quality the norm again</w:t>
+        </w:r>
+      </w:hyperlink>
+    </w:p>
+    <w:p>
+      <w:pPr>
+        <w:pStyle w:val="Heading3"/>
+      </w:pPr>
+      <w:r>
+        <w:rPr>
+          <w:rFonts w:ascii="Times New Roman" w:hAnsi="Times New Roman" w:eastAsia="黑体"/>
+          <w:b w:val="0"/>
+          <w:color w:val="888888"/>
+          <w:sz w:val="24"/>
+        </w:rPr>
+        <w:t>【C级·参考】</w:t>
+      </w:r>
+      <w:r>
+        <w:rPr>
+          <w:rFonts w:ascii="Times New Roman" w:hAnsi="Times New Roman" w:eastAsia="黑体"/>
+          <w:b w:val="0"/>
+          <w:color w:val="888888"/>
+          <w:sz w:val="24"/>
+        </w:rPr>
+        <w:t>智能眼镜是什么？夸克AI眼镜S1、小米AI眼镜、STARV MYVU三款热门产品体验解析</w:t>
+      </w:r>
+    </w:p>
+    <w:p>
+      <w:r>
+        <w:rPr>
+          <w:rFonts w:ascii="Times New Roman" w:hAnsi="Times New Roman" w:eastAsia="宋体"/>
+          <w:color w:val="888888"/>
+          <w:sz w:val="18"/>
+        </w:rPr>
+        <w:t>来源:Bing新闻 | 时间:09-15 16:06</w:t>
+      </w:r>
+    </w:p>
+    <w:p>
+      <w:r>
+        <w:rPr>
+          <w:rFonts w:ascii="Times New Roman" w:hAnsi="Times New Roman" w:eastAsia="宋体"/>
+          <w:sz w:val="18"/>
+        </w:rPr>
+        <w:t>链接:</w:t>
+      </w:r>
       <w:hyperlink r:id="rId27">
         <w:r>
           <w:rPr>
             <w:color w:val="0563C1"/>
             <w:u w:val="single"/>
           </w:rPr>
-          <w:t>Let's make quality the norm again</w:t>
+          <w:t>智能眼镜是什么？夸克AI眼镜S1、小米AI眼镜、STARV MYVU三款热门产品体验解析</w:t>
         </w:r>
       </w:hyperlink>
     </w:p>
@@ -1114,7 +1114,7 @@
           <w:color w:val="888888"/>
           <w:sz w:val="24"/>
         </w:rPr>
-        <w:t>上市补贴价 13.28 万元起：极狐阿尔法 T7 汽车上市，可选增程 / 纯电动力、华为乾崑智驾 ADS 5 Pro</w:t>
+        <w:t>岚图汽车卢放：华为是值得信赖的技术伙伴，所有搭载乾崑智驾与鸿蒙座舱的品牌中岚图销量第二</w:t>
       </w:r>
     </w:p>
     <w:p>
@@ -1124,7 +1124,7 @@
           <w:color w:val="888888"/>
           <w:sz w:val="18"/>
         </w:rPr>
-        <w:t>来源:IT之家 | 时间:09-16 20:31</w:t>
+        <w:t>来源:IT之家 | 时间:09-16 21:24</w:t>
       </w:r>
     </w:p>
     <w:p>
@@ -1141,7 +1141,7 @@
             <w:color w:val="0563C1"/>
             <w:u w:val="single"/>
           </w:rPr>
-          <w:t>上市补贴价 13.28 万元起：极狐阿尔法 T7 汽车上市，可选增程 / 纯电动力、华为乾崑智驾 ADS 5 Pro</w:t>
+          <w:t>岚图汽车卢放：华为是值得信赖的技术伙伴，所有搭载乾崑智驾与鸿蒙座舱的品牌中岚图销量第二</w:t>
         </w:r>
       </w:hyperlink>
     </w:p>
@@ -1165,7 +1165,7 @@
           <w:color w:val="888888"/>
           <w:sz w:val="24"/>
         </w:rPr>
-        <w:t>鸿蒙智行智界 RX L3 自动驾驶测试车现身公开道路，消息称验证重心放在城市快速路</w:t>
+        <w:t>上市补贴价 13.28 万元起：极狐阿尔法 T7 汽车上市，可选增程 / 纯电动力、华为乾崑智驾 ADS 5 Pro</w:t>
       </w:r>
     </w:p>
     <w:p>
@@ -1175,7 +1175,7 @@
           <w:color w:val="888888"/>
           <w:sz w:val="18"/>
         </w:rPr>
-        <w:t>来源:IT之家 | 时间:09-16 16:28</w:t>
+        <w:t>来源:IT之家 | 时间:09-16 20:31</w:t>
       </w:r>
     </w:p>
     <w:p>
@@ -1192,7 +1192,7 @@
             <w:color w:val="0563C1"/>
             <w:u w:val="single"/>
           </w:rPr>
-          <w:t>鸿蒙智行智界 RX L3 自动驾驶测试车现身公开道路，消息称验证重心放在城市快速路</w:t>
+          <w:t>上市补贴价 13.28 万元起：极狐阿尔法 T7 汽车上市，可选增程 / 纯电动力、华为乾崑智驾 ADS 5 Pro</w:t>
         </w:r>
       </w:hyperlink>
     </w:p>
@@ -1671,7 +1671,7 @@
           <w:rFonts w:ascii="Times New Roman" w:hAnsi="Times New Roman" w:eastAsia="宋体"/>
           <w:sz w:val="18"/>
         </w:rPr>
-        <w:t>IT之家(60)、GameLook(13)、HackerNews(6)、Bing新闻(7)</w:t>
+        <w:t>IT之家(60)、GameLook(13)、HackerNews(7)、Bing新闻(8)</w:t>
       </w:r>
     </w:p>
     <w:p>
